--- a/print/pegging.docx
+++ b/print/pegging.docx
@@ -4,7 +4,7 @@
   <w:body>
     <w:p>
       <w:pPr>
-        <w:spacing w:before="0" w:after="120"/>
+        <w:spacing w:before="0" w:after="100"/>
         <w:jc w:val="center"/>
       </w:pPr>
       <w:r>
@@ -13,8 +13,8 @@
           <w:b w:val="0"/>
           <w:i w:val="0"/>
           <w:color w:val="2C5D63"/>
-          <w:sz w:val="18"/>
-          <w:spacing w:val="52"/>
+          <w:sz w:val="16"/>
+          <w:spacing w:val="48"/>
           <w:caps w:val="1"/>
         </w:rPr>
         <w:t>A game</w:t>
@@ -22,7 +22,7 @@
     </w:p>
     <w:p>
       <w:pPr>
-        <w:spacing w:before="0" w:after="120"/>
+        <w:spacing w:before="0" w:after="100"/>
         <w:jc w:val="center"/>
       </w:pPr>
       <w:r>
@@ -31,7 +31,7 @@
           <w:b/>
           <w:i w:val="0"/>
           <w:color w:val="222D2A"/>
-          <w:sz w:val="68"/>
+          <w:sz w:val="58"/>
         </w:rPr>
         <w:t>How Good Are You at Pegging?</w:t>
       </w:r>
@@ -64,7 +64,7 @@
           <w:b w:val="0"/>
           <w:i/>
           <w:color w:val="222D2A"/>
-          <w:sz w:val="30"/>
+          <w:sz w:val="26"/>
         </w:rPr>
         <w:t>See how many of these pegs you can surreptitiously attach to guests.</w:t>
       </w:r>
@@ -72,7 +72,7 @@
     <w:sectPr>
       <w:headerReference w:type="default" r:id="rId9"/>
       <w:pgSz w:w="11906" w:h="8391" w:orient="landscape"/>
-      <w:pgMar w:top="1474" w:right="2268" w:bottom="1474" w:left="2268" w:header="510" w:footer="510" w:gutter="0"/>
+      <w:pgMar w:top="1247" w:right="1871" w:bottom="1247" w:left="1871" w:header="510" w:footer="510" w:gutter="0"/>
       <w:cols w:space="720"/>
       <w:docGrid w:linePitch="360"/>
       <w:vAlign w:val="center"/>
@@ -97,12 +97,12 @@
         <wp:anchor distT="0" distB="0" distL="0" distR="0" simplePos="0" relativeHeight="0" behindDoc="1" locked="0" layoutInCell="1" allowOverlap="1">
           <wp:simplePos x="0" y="0"/>
           <wp:positionH relativeFrom="page">
-            <wp:posOffset>0</wp:posOffset>
+            <wp:posOffset>540155</wp:posOffset>
           </wp:positionH>
           <wp:positionV relativeFrom="page">
-            <wp:posOffset>0</wp:posOffset>
+            <wp:posOffset>324142</wp:posOffset>
           </wp:positionV>
-          <wp:extent cx="7560310" cy="5328285"/>
+          <wp:extent cx="6480000" cy="4680000"/>
           <wp:effectExtent l="0" t="0" r="0" b="0"/>
           <wp:wrapNone/>
           <wp:docPr id="71" name="Trim 71"/>
@@ -123,7 +123,7 @@
                 <pic:spPr>
                   <a:xfrm>
                     <a:off x="0" y="0"/>
-                    <a:ext cx="7560310" cy="5328285"/>
+                    <a:ext cx="6480000" cy="4680000"/>
                   </a:xfrm>
                   <a:prstGeom prst="rect"/>
                 </pic:spPr>

--- a/print/pegging.docx
+++ b/print/pegging.docx
@@ -97,12 +97,12 @@
         <wp:anchor distT="0" distB="0" distL="0" distR="0" simplePos="0" relativeHeight="0" behindDoc="1" locked="0" layoutInCell="1" allowOverlap="1">
           <wp:simplePos x="0" y="0"/>
           <wp:positionH relativeFrom="page">
-            <wp:posOffset>540155</wp:posOffset>
+            <wp:posOffset>396155</wp:posOffset>
           </wp:positionH>
           <wp:positionV relativeFrom="page">
-            <wp:posOffset>324142</wp:posOffset>
+            <wp:posOffset>180142</wp:posOffset>
           </wp:positionV>
-          <wp:extent cx="6480000" cy="4680000"/>
+          <wp:extent cx="6768000" cy="4968000"/>
           <wp:effectExtent l="0" t="0" r="0" b="0"/>
           <wp:wrapNone/>
           <wp:docPr id="71" name="Trim 71"/>
@@ -123,7 +123,7 @@
                 <pic:spPr>
                   <a:xfrm>
                     <a:off x="0" y="0"/>
-                    <a:ext cx="6480000" cy="4680000"/>
+                    <a:ext cx="6768000" cy="4968000"/>
                   </a:xfrm>
                   <a:prstGeom prst="rect"/>
                 </pic:spPr>

--- a/print/pegging.docx
+++ b/print/pegging.docx
@@ -4,78 +4,257 @@
   <w:body>
     <w:p>
       <w:pPr>
-        <w:spacing w:before="0" w:after="100"/>
-        <w:jc w:val="center"/>
+        <w:spacing w:before="0" w:after="0" w:line="20" w:lineRule="exact"/>
+      </w:pPr>
+    </w:p>
+    <w:p>
+      <w:pPr>
+        <w:spacing w:before="0" w:after="0" w:line="20" w:lineRule="exact"/>
       </w:pPr>
       <w:r>
         <w:rPr>
-          <w:rFonts w:ascii="Georgia" w:hAnsi="Georgia" w:cs="Georgia" w:eastAsia="Georgia"/>
-          <w:b w:val="0"/>
-          <w:i w:val="0"/>
-          <w:color w:val="2C5D63"/>
-          <w:sz w:val="16"/>
-          <w:spacing w:val="48"/>
-          <w:caps w:val="1"/>
+          <w:sz w:val="2"/>
+          <w:noProof/>
         </w:rPr>
-        <w:t>A game</w:t>
+        <w:drawing>
+          <wp:anchor distT="0" distB="0" distL="0" distR="0" simplePos="0" relativeHeight="11" behindDoc="0" locked="0" layoutInCell="0" allowOverlap="1">
+            <wp:simplePos x="0" y="0"/>
+            <wp:positionH relativeFrom="page">
+              <wp:posOffset>1188155</wp:posOffset>
+            </wp:positionH>
+            <wp:positionV relativeFrom="page">
+              <wp:posOffset>6183097</wp:posOffset>
+            </wp:positionV>
+            <wp:extent cx="5184000" cy="3672000"/>
+            <wp:effectExtent l="0" t="0" r="0" b="0"/>
+            <wp:wrapNone/>
+            <wp:docPr id="172" name="Card 172"/>
+            <wp:cNvGraphicFramePr/>
+            <a:graphic xmlns:a="http://schemas.openxmlformats.org/drawingml/2006/main">
+              <a:graphicData uri="http://schemas.microsoft.com/office/word/2010/wordprocessingShape">
+                <wps:wsp>
+                  <wps:cNvSpPr txBox="1"/>
+                  <wps:spPr>
+                    <a:xfrm>
+                      <a:off x="0" y="0"/>
+                      <a:ext cx="5184000" cy="3672000"/>
+                    </a:xfrm>
+                    <a:prstGeom prst="rect">
+                      <a:avLst/>
+                    </a:prstGeom>
+                    <a:noFill/>
+                    <a:ln>
+                      <a:noFill/>
+                    </a:ln>
+                  </wps:spPr>
+                  <wps:txbx>
+                    <w:txbxContent>
+                      <w:p>
+                        <w:pPr>
+                          <w:spacing w:before="0" w:after="120"/>
+                          <w:jc w:val="center"/>
+                        </w:pPr>
+                        <w:r>
+                          <w:rPr>
+                            <w:rFonts w:ascii="Georgia" w:hAnsi="Georgia" w:cs="Georgia" w:eastAsia="Georgia"/>
+                            <w:b w:val="0"/>
+                            <w:i w:val="0"/>
+                            <w:color w:val="2C5D63"/>
+                            <w:sz w:val="18"/>
+                            <w:spacing w:val="52"/>
+                            <w:caps w:val="1"/>
+                          </w:rPr>
+                          <w:t>A game</w:t>
+                        </w:r>
+                      </w:p>
+                      <w:p>
+                        <w:pPr>
+                          <w:spacing w:before="0" w:after="120"/>
+                          <w:jc w:val="center"/>
+                        </w:pPr>
+                        <w:r>
+                          <w:rPr>
+                            <w:rFonts w:ascii="Georgia" w:hAnsi="Georgia" w:cs="Georgia" w:eastAsia="Georgia"/>
+                            <w:b/>
+                            <w:i w:val="0"/>
+                            <w:color w:val="222D2A"/>
+                            <w:sz w:val="68"/>
+                          </w:rPr>
+                          <w:t>How Good Are You at Pegging?</w:t>
+                        </w:r>
+                      </w:p>
+                      <w:p>
+                        <w:pPr>
+                          <w:spacing w:before="80" w:after="200"/>
+                          <w:jc w:val="center"/>
+                        </w:pPr>
+                        <w:r>
+                          <w:rPr>
+                            <w:rFonts w:ascii="Georgia" w:hAnsi="Georgia" w:cs="Georgia" w:eastAsia="Georgia"/>
+                            <w:b w:val="0"/>
+                            <w:i w:val="0"/>
+                            <w:color w:val="2C5D63"/>
+                            <w:sz w:val="24"/>
+                            <w:spacing w:val="60"/>
+                          </w:rPr>
+                          <w:t>· · ·</w:t>
+                        </w:r>
+                      </w:p>
+                      <w:p>
+                        <w:pPr>
+                          <w:spacing w:before="0" w:after="0"/>
+                          <w:jc w:val="center"/>
+                        </w:pPr>
+                        <w:r>
+                          <w:rPr>
+                            <w:rFonts w:ascii="Garamond" w:hAnsi="Garamond" w:cs="Garamond" w:eastAsia="Garamond"/>
+                            <w:b w:val="0"/>
+                            <w:i/>
+                            <w:color w:val="222D2A"/>
+                            <w:sz w:val="30"/>
+                          </w:rPr>
+                          <w:t>See how many of these pegs you can surreptitiously attach to guests.</w:t>
+                        </w:r>
+                      </w:p>
+                    </w:txbxContent>
+                  </wps:txbx>
+                  <wps:bodyPr rot="0" spcFirstLastPara="0" vert="horz" wrap="square" lIns="0" tIns="0" rIns="0" bIns="0" numCol="1" anchor="ctr" anchorCtr="0" upright="0">
+                    <a:noAutofit/>
+                  </wps:bodyPr>
+                </wps:wsp>
+              </a:graphicData>
+            </a:graphic>
+          </wp:anchor>
+        </w:drawing>
       </w:r>
     </w:p>
     <w:p>
       <w:pPr>
-        <w:spacing w:before="0" w:after="100"/>
-        <w:jc w:val="center"/>
+        <w:spacing w:before="0" w:after="0" w:line="20" w:lineRule="exact"/>
       </w:pPr>
       <w:r>
         <w:rPr>
-          <w:rFonts w:ascii="Georgia" w:hAnsi="Georgia" w:cs="Georgia" w:eastAsia="Georgia"/>
-          <w:b/>
-          <w:i w:val="0"/>
-          <w:color w:val="222D2A"/>
-          <w:sz w:val="58"/>
+          <w:sz w:val="2"/>
+          <w:noProof/>
         </w:rPr>
-        <w:t>How Good Are You at Pegging?</w:t>
-      </w:r>
-    </w:p>
-    <w:p>
-      <w:pPr>
-        <w:spacing w:before="80" w:after="200"/>
-        <w:jc w:val="center"/>
-      </w:pPr>
-      <w:r>
-        <w:rPr>
-          <w:rFonts w:ascii="Georgia" w:hAnsi="Georgia" w:cs="Georgia" w:eastAsia="Georgia"/>
-          <w:b w:val="0"/>
-          <w:i w:val="0"/>
-          <w:color w:val="2C5D63"/>
-          <w:sz w:val="24"/>
-          <w:spacing w:val="60"/>
-        </w:rPr>
-        <w:t>· · ·</w:t>
-      </w:r>
-    </w:p>
-    <w:p>
-      <w:pPr>
-        <w:spacing w:before="0" w:after="0"/>
-        <w:jc w:val="center"/>
-      </w:pPr>
-      <w:r>
-        <w:rPr>
-          <w:rFonts w:ascii="Garamond" w:hAnsi="Garamond" w:cs="Garamond" w:eastAsia="Garamond"/>
-          <w:b w:val="0"/>
-          <w:i/>
-          <w:color w:val="222D2A"/>
-          <w:sz w:val="26"/>
-        </w:rPr>
-        <w:t>See how many of these pegs you can surreptitiously attach to guests.</w:t>
+        <w:drawing>
+          <wp:anchor distT="0" distB="0" distL="0" distR="0" simplePos="0" relativeHeight="10" behindDoc="0" locked="0" layoutInCell="0" allowOverlap="1">
+            <wp:simplePos x="0" y="0"/>
+            <wp:positionH relativeFrom="page">
+              <wp:posOffset>1188155</wp:posOffset>
+            </wp:positionH>
+            <wp:positionV relativeFrom="page">
+              <wp:posOffset>837032</wp:posOffset>
+            </wp:positionV>
+            <wp:extent cx="5184000" cy="3672000"/>
+            <wp:effectExtent l="0" t="0" r="0" b="0"/>
+            <wp:wrapNone/>
+            <wp:docPr id="171" name="Card 171"/>
+            <wp:cNvGraphicFramePr/>
+            <a:graphic xmlns:a="http://schemas.openxmlformats.org/drawingml/2006/main">
+              <a:graphicData uri="http://schemas.microsoft.com/office/word/2010/wordprocessingShape">
+                <wps:wsp>
+                  <wps:cNvSpPr txBox="1"/>
+                  <wps:spPr>
+                    <a:xfrm>
+                      <a:off x="0" y="0"/>
+                      <a:ext cx="5184000" cy="3672000"/>
+                    </a:xfrm>
+                    <a:prstGeom prst="rect">
+                      <a:avLst/>
+                    </a:prstGeom>
+                    <a:noFill/>
+                    <a:ln>
+                      <a:noFill/>
+                    </a:ln>
+                  </wps:spPr>
+                  <wps:txbx>
+                    <w:txbxContent>
+                      <w:p>
+                        <w:pPr>
+                          <w:spacing w:before="0" w:after="120"/>
+                          <w:jc w:val="center"/>
+                        </w:pPr>
+                        <w:r>
+                          <w:rPr>
+                            <w:rFonts w:ascii="Georgia" w:hAnsi="Georgia" w:cs="Georgia" w:eastAsia="Georgia"/>
+                            <w:b w:val="0"/>
+                            <w:i w:val="0"/>
+                            <w:color w:val="2C5D63"/>
+                            <w:sz w:val="18"/>
+                            <w:spacing w:val="52"/>
+                            <w:caps w:val="1"/>
+                          </w:rPr>
+                          <w:t>A game</w:t>
+                        </w:r>
+                      </w:p>
+                      <w:p>
+                        <w:pPr>
+                          <w:spacing w:before="0" w:after="120"/>
+                          <w:jc w:val="center"/>
+                        </w:pPr>
+                        <w:r>
+                          <w:rPr>
+                            <w:rFonts w:ascii="Georgia" w:hAnsi="Georgia" w:cs="Georgia" w:eastAsia="Georgia"/>
+                            <w:b/>
+                            <w:i w:val="0"/>
+                            <w:color w:val="222D2A"/>
+                            <w:sz w:val="68"/>
+                          </w:rPr>
+                          <w:t>How Good Are You at Pegging?</w:t>
+                        </w:r>
+                      </w:p>
+                      <w:p>
+                        <w:pPr>
+                          <w:spacing w:before="80" w:after="200"/>
+                          <w:jc w:val="center"/>
+                        </w:pPr>
+                        <w:r>
+                          <w:rPr>
+                            <w:rFonts w:ascii="Georgia" w:hAnsi="Georgia" w:cs="Georgia" w:eastAsia="Georgia"/>
+                            <w:b w:val="0"/>
+                            <w:i w:val="0"/>
+                            <w:color w:val="2C5D63"/>
+                            <w:sz w:val="24"/>
+                            <w:spacing w:val="60"/>
+                          </w:rPr>
+                          <w:t>· · ·</w:t>
+                        </w:r>
+                      </w:p>
+                      <w:p>
+                        <w:pPr>
+                          <w:spacing w:before="0" w:after="0"/>
+                          <w:jc w:val="center"/>
+                        </w:pPr>
+                        <w:r>
+                          <w:rPr>
+                            <w:rFonts w:ascii="Garamond" w:hAnsi="Garamond" w:cs="Garamond" w:eastAsia="Garamond"/>
+                            <w:b w:val="0"/>
+                            <w:i/>
+                            <w:color w:val="222D2A"/>
+                            <w:sz w:val="30"/>
+                          </w:rPr>
+                          <w:t>See how many of these pegs you can surreptitiously attach to guests.</w:t>
+                        </w:r>
+                      </w:p>
+                    </w:txbxContent>
+                  </wps:txbx>
+                  <wps:bodyPr rot="0" spcFirstLastPara="0" vert="horz" wrap="square" lIns="0" tIns="0" rIns="0" bIns="0" numCol="1" anchor="ctr" anchorCtr="0" upright="0">
+                    <a:noAutofit/>
+                  </wps:bodyPr>
+                </wps:wsp>
+              </a:graphicData>
+            </a:graphic>
+          </wp:anchor>
+        </w:drawing>
       </w:r>
     </w:p>
     <w:sectPr>
       <w:headerReference w:type="default" r:id="rId9"/>
-      <w:pgSz w:w="11906" w:h="8391" w:orient="landscape"/>
-      <w:pgMar w:top="1247" w:right="1871" w:bottom="1247" w:left="1871" w:header="510" w:footer="510" w:gutter="0"/>
+      <w:pgSz w:w="11906" w:h="16838"/>
+      <w:pgMar w:top="0" w:right="0" w:bottom="0" w:left="0" w:header="510" w:footer="510" w:gutter="0"/>
       <w:cols w:space="720"/>
       <w:docGrid w:linePitch="360"/>
-      <w:vAlign w:val="center"/>
     </w:sectPr>
   </w:body>
 </w:document>
@@ -100,12 +279,56 @@
             <wp:posOffset>396155</wp:posOffset>
           </wp:positionH>
           <wp:positionV relativeFrom="page">
-            <wp:posOffset>180142</wp:posOffset>
+            <wp:posOffset>189032</wp:posOffset>
           </wp:positionV>
           <wp:extent cx="6768000" cy="4968000"/>
           <wp:effectExtent l="0" t="0" r="0" b="0"/>
           <wp:wrapNone/>
           <wp:docPr id="71" name="Trim 71"/>
+          <wp:cNvGraphicFramePr/>
+          <a:graphic xmlns:a="http://schemas.openxmlformats.org/drawingml/2006/main" xmlns:pic="http://schemas.openxmlformats.org/drawingml/2006/picture">
+            <a:graphicData uri="http://schemas.openxmlformats.org/drawingml/2006/picture">
+              <pic:pic>
+                <pic:nvPicPr>
+                  <pic:cNvPr id="0" name="image.png"/>
+                  <pic:cNvPicPr/>
+                </pic:nvPicPr>
+                <pic:blipFill>
+                  <a:blip r:embed="rId1"/>
+                  <a:stretch>
+                    <a:fillRect/>
+                  </a:stretch>
+                </pic:blipFill>
+                <pic:spPr>
+                  <a:xfrm>
+                    <a:off x="0" y="0"/>
+                    <a:ext cx="6768000" cy="4968000"/>
+                  </a:xfrm>
+                  <a:prstGeom prst="rect"/>
+                </pic:spPr>
+              </pic:pic>
+            </a:graphicData>
+          </a:graphic>
+        </wp:anchor>
+      </w:drawing>
+    </w:r>
+    <w:r>
+      <w:rPr>
+        <w:sz w:val="2"/>
+      </w:rPr>
+      <w:drawing>
+        <wp:anchor distT="0" distB="0" distL="0" distR="0" simplePos="0" relativeHeight="0" behindDoc="1" locked="0" layoutInCell="1" allowOverlap="1">
+          <wp:simplePos x="0" y="0"/>
+          <wp:positionH relativeFrom="page">
+            <wp:posOffset>396155</wp:posOffset>
+          </wp:positionH>
+          <wp:positionV relativeFrom="page">
+            <wp:posOffset>5535097</wp:posOffset>
+          </wp:positionV>
+          <wp:extent cx="6768000" cy="4968000"/>
+          <wp:effectExtent l="0" t="0" r="0" b="0"/>
+          <wp:wrapNone/>
+          <wp:docPr id="72" name="Trim 72"/>
           <wp:cNvGraphicFramePr/>
           <a:graphic xmlns:a="http://schemas.openxmlformats.org/drawingml/2006/main" xmlns:pic="http://schemas.openxmlformats.org/drawingml/2006/picture">
             <a:graphicData uri="http://schemas.openxmlformats.org/drawingml/2006/picture">
